--- a/src/content/bios-diffs/Wyndham White-E 2012 (track-changes).docx
+++ b/src/content/bios-diffs/Wyndham White-E 2012 (track-changes).docx
@@ -13,7 +13,7 @@
           <w:szCs w:val="24"/>
         </w:rPr>
       </w:pPr>
-      <w:del w:id="1000" w:author="IO BIO parser" w:date="2026-05-18T08:57:46Z">
+      <w:del w:id="1000" w:author="IO BIO parser" w:date="2026-05-18T09:16:08Z">
         <w:r>
           <w:rPr>
             <w:rFonts w:ascii="Times New Roman" w:hAnsi="Times New Roman" w:cs="Times New Roman"/>
@@ -24,7 +24,7 @@
           <w:delText xml:space="preserve">WYNDHAM </w:delText>
         </w:r>
       </w:del>
-      <w:del w:id="1000" w:author="IO BIO parser" w:date="2026-05-18T08:57:46Z">
+      <w:del w:id="1000" w:author="IO BIO parser" w:date="2026-05-18T09:16:08Z">
         <w:r>
           <w:rPr>
             <w:rFonts w:ascii="Times New Roman" w:hAnsi="Times New Roman" w:cs="Times New Roman"/>
@@ -35,7 +35,7 @@
           <w:delText xml:space="preserve">WHITE, Eric</w:delText>
         </w:r>
       </w:del>
-      <w:del w:id="1000" w:author="IO BIO parser" w:date="2026-05-18T08:57:46Z">
+      <w:del w:id="1000" w:author="IO BIO parser" w:date="2026-05-18T09:16:08Z">
         <w:r>
           <w:rPr>
             <w:rFonts w:ascii="Times New Roman" w:hAnsi="Times New Roman" w:cs="Times New Roman"/>
@@ -46,7 +46,7 @@
           <w:delText xml:space="preserve"> </w:delText>
         </w:r>
       </w:del>
-      <w:del w:id="1000" w:author="IO BIO parser" w:date="2026-05-18T08:57:46Z">
+      <w:del w:id="1000" w:author="IO BIO parser" w:date="2026-05-18T09:16:08Z">
         <w:r>
           <w:rPr>
             <w:rFonts w:ascii="Times New Roman" w:hAnsi="Times New Roman" w:cs="Times New Roman"/>
@@ -57,7 +57,7 @@
           <w:delText xml:space="preserve">Henry</w:delText>
         </w:r>
       </w:del>
-      <w:del w:id="1000" w:author="IO BIO parser" w:date="2026-05-18T08:57:46Z">
+      <w:del w:id="1000" w:author="IO BIO parser" w:date="2026-05-18T09:16:08Z">
         <w:r>
           <w:rPr>
             <w:rFonts w:ascii="Times New Roman" w:hAnsi="Times New Roman" w:cs="Times New Roman"/>
@@ -68,7 +68,7 @@
           <w:delText xml:space="preserve">, British </w:delText>
         </w:r>
       </w:del>
-      <w:del w:id="1000" w:author="IO BIO parser" w:date="2026-05-18T08:57:46Z">
+      <w:del w:id="1000" w:author="IO BIO parser" w:date="2026-05-18T09:16:08Z">
         <w:r>
           <w:rPr>
             <w:rFonts w:ascii="Times New Roman" w:hAnsi="Times New Roman" w:cs="Times New Roman"/>
@@ -79,7 +79,7 @@
           <w:delText xml:space="preserve">civil servant and first</w:delText>
         </w:r>
       </w:del>
-      <w:del w:id="1000" w:author="IO BIO parser" w:date="2026-05-18T08:57:46Z">
+      <w:del w:id="1000" w:author="IO BIO parser" w:date="2026-05-18T09:16:08Z">
         <w:r>
           <w:rPr>
             <w:rFonts w:ascii="Times New Roman" w:hAnsi="Times New Roman" w:cs="Times New Roman"/>
@@ -90,7 +90,7 @@
           <w:delText xml:space="preserve"> Executive </w:delText>
         </w:r>
       </w:del>
-      <w:del w:id="1000" w:author="IO BIO parser" w:date="2026-05-18T08:57:46Z">
+      <w:del w:id="1000" w:author="IO BIO parser" w:date="2026-05-18T09:16:08Z">
         <w:r>
           <w:rPr>
             <w:rFonts w:ascii="Times New Roman" w:hAnsi="Times New Roman" w:cs="Times New Roman"/>
@@ -101,7 +101,7 @@
           <w:delText xml:space="preserve">S</w:delText>
         </w:r>
       </w:del>
-      <w:del w:id="1000" w:author="IO BIO parser" w:date="2026-05-18T08:57:46Z">
+      <w:del w:id="1000" w:author="IO BIO parser" w:date="2026-05-18T09:16:08Z">
         <w:r>
           <w:rPr>
             <w:rFonts w:ascii="Times New Roman" w:hAnsi="Times New Roman" w:cs="Times New Roman"/>
@@ -112,7 +112,7 @@
           <w:delText xml:space="preserve">ecretary </w:delText>
         </w:r>
       </w:del>
-      <w:del w:id="1000" w:author="IO BIO parser" w:date="2026-05-18T08:57:46Z">
+      <w:del w:id="1000" w:author="IO BIO parser" w:date="2026-05-18T09:16:08Z">
         <w:r>
           <w:rPr>
             <w:rFonts w:ascii="Times New Roman" w:hAnsi="Times New Roman" w:cs="Times New Roman"/>
@@ -123,7 +123,7 @@
           <w:delText xml:space="preserve">(1948-</w:delText>
         </w:r>
       </w:del>
-      <w:del w:id="1000" w:author="IO BIO parser" w:date="2026-05-18T08:57:46Z">
+      <w:del w:id="1000" w:author="IO BIO parser" w:date="2026-05-18T09:16:08Z">
         <w:r>
           <w:rPr>
             <w:rFonts w:ascii="Times New Roman" w:hAnsi="Times New Roman" w:cs="Times New Roman"/>
@@ -134,7 +134,7 @@
           <w:delText xml:space="preserve">19</w:delText>
         </w:r>
       </w:del>
-      <w:del w:id="1000" w:author="IO BIO parser" w:date="2026-05-18T08:57:46Z">
+      <w:del w:id="1000" w:author="IO BIO parser" w:date="2026-05-18T09:16:08Z">
         <w:r>
           <w:rPr>
             <w:rFonts w:ascii="Times New Roman" w:hAnsi="Times New Roman" w:cs="Times New Roman"/>
@@ -145,7 +145,7 @@
           <w:delText xml:space="preserve">65) </w:delText>
         </w:r>
       </w:del>
-      <w:del w:id="1000" w:author="IO BIO parser" w:date="2026-05-18T08:57:46Z">
+      <w:del w:id="1000" w:author="IO BIO parser" w:date="2026-05-18T09:16:08Z">
         <w:r>
           <w:rPr>
             <w:rFonts w:ascii="Times New Roman" w:hAnsi="Times New Roman" w:cs="Times New Roman"/>
@@ -156,7 +156,7 @@
           <w:delText xml:space="preserve">and</w:delText>
         </w:r>
       </w:del>
-      <w:del w:id="1000" w:author="IO BIO parser" w:date="2026-05-18T08:57:46Z">
+      <w:del w:id="1000" w:author="IO BIO parser" w:date="2026-05-18T09:16:08Z">
         <w:r>
           <w:rPr>
             <w:rFonts w:ascii="Times New Roman" w:hAnsi="Times New Roman" w:cs="Times New Roman"/>
@@ -167,7 +167,7 @@
           <w:delText xml:space="preserve"> Director-General (1965-</w:delText>
         </w:r>
       </w:del>
-      <w:del w:id="1000" w:author="IO BIO parser" w:date="2026-05-18T08:57:46Z">
+      <w:del w:id="1000" w:author="IO BIO parser" w:date="2026-05-18T09:16:08Z">
         <w:r>
           <w:rPr>
             <w:rFonts w:ascii="Times New Roman" w:hAnsi="Times New Roman" w:cs="Times New Roman"/>
@@ -178,7 +178,7 @@
           <w:delText xml:space="preserve">19</w:delText>
         </w:r>
       </w:del>
-      <w:del w:id="1000" w:author="IO BIO parser" w:date="2026-05-18T08:57:46Z">
+      <w:del w:id="1000" w:author="IO BIO parser" w:date="2026-05-18T09:16:08Z">
         <w:r>
           <w:rPr>
             <w:rFonts w:ascii="Times New Roman" w:hAnsi="Times New Roman" w:cs="Times New Roman"/>
@@ -189,7 +189,7 @@
           <w:delText xml:space="preserve">68) </w:delText>
         </w:r>
       </w:del>
-      <w:del w:id="1000" w:author="IO BIO parser" w:date="2026-05-18T08:57:46Z">
+      <w:del w:id="1000" w:author="IO BIO parser" w:date="2026-05-18T09:16:08Z">
         <w:r>
           <w:rPr>
             <w:rFonts w:ascii="Times New Roman" w:hAnsi="Times New Roman" w:cs="Times New Roman"/>
@@ -200,7 +200,7 @@
           <w:delText xml:space="preserve">of the General Agreement on T</w:delText>
         </w:r>
       </w:del>
-      <w:del w:id="1000" w:author="IO BIO parser" w:date="2026-05-18T08:57:46Z">
+      <w:del w:id="1000" w:author="IO BIO parser" w:date="2026-05-18T09:16:08Z">
         <w:r>
           <w:rPr>
             <w:rFonts w:ascii="Times New Roman" w:hAnsi="Times New Roman" w:cs="Times New Roman"/>
@@ -211,7 +211,7 @@
           <w:delText xml:space="preserve">ariffs and Trade</w:delText>
         </w:r>
       </w:del>
-      <w:del w:id="1000" w:author="IO BIO parser" w:date="2026-05-18T08:57:46Z">
+      <w:del w:id="1000" w:author="IO BIO parser" w:date="2026-05-18T09:16:08Z">
         <w:r>
           <w:rPr>
             <w:rFonts w:ascii="Times New Roman" w:hAnsi="Times New Roman" w:cs="Times New Roman"/>
@@ -222,7 +222,7 @@
           <w:delText xml:space="preserve"> (GATT)</w:delText>
         </w:r>
       </w:del>
-      <w:del w:id="1000" w:author="IO BIO parser" w:date="2026-05-18T08:57:46Z">
+      <w:del w:id="1000" w:author="IO BIO parser" w:date="2026-05-18T09:16:08Z">
         <w:r>
           <w:rPr>
             <w:rFonts w:ascii="Times New Roman" w:hAnsi="Times New Roman" w:cs="Times New Roman"/>
@@ -233,7 +233,7 @@
           <w:delText xml:space="preserve">,</w:delText>
         </w:r>
       </w:del>
-      <w:del w:id="1000" w:author="IO BIO parser" w:date="2026-05-18T08:57:46Z">
+      <w:del w:id="1000" w:author="IO BIO parser" w:date="2026-05-18T09:16:08Z">
         <w:r>
           <w:rPr>
             <w:rFonts w:ascii="Times New Roman" w:hAnsi="Times New Roman" w:cs="Times New Roman"/>
@@ -244,7 +244,7 @@
           <w:delText xml:space="preserve"> </w:delText>
         </w:r>
       </w:del>
-      <w:del w:id="1000" w:author="IO BIO parser" w:date="2026-05-18T08:57:46Z">
+      <w:del w:id="1000" w:author="IO BIO parser" w:date="2026-05-18T09:16:08Z">
         <w:r>
           <w:rPr>
             <w:rFonts w:ascii="Times New Roman" w:hAnsi="Times New Roman" w:cs="Times New Roman"/>
@@ -255,7 +255,7 @@
           <w:delText xml:space="preserve">was </w:delText>
         </w:r>
       </w:del>
-      <w:del w:id="1000" w:author="IO BIO parser" w:date="2026-05-18T08:57:46Z">
+      <w:del w:id="1000" w:author="IO BIO parser" w:date="2026-05-18T09:16:08Z">
         <w:r>
           <w:rPr>
             <w:rFonts w:ascii="Times New Roman" w:hAnsi="Times New Roman" w:cs="Times New Roman"/>
@@ -266,7 +266,7 @@
           <w:delText xml:space="preserve">born on 26</w:delText>
         </w:r>
       </w:del>
-      <w:del w:id="1000" w:author="IO BIO parser" w:date="2026-05-18T08:57:46Z">
+      <w:del w:id="1000" w:author="IO BIO parser" w:date="2026-05-18T09:16:08Z">
         <w:r>
           <w:rPr>
             <w:rFonts w:ascii="Times New Roman" w:hAnsi="Times New Roman" w:cs="Times New Roman"/>
@@ -277,7 +277,7 @@
           <w:delText xml:space="preserve"> January 1913 </w:delText>
         </w:r>
       </w:del>
-      <w:del w:id="1000" w:author="IO BIO parser" w:date="2026-05-18T08:57:46Z">
+      <w:del w:id="1000" w:author="IO BIO parser" w:date="2026-05-18T09:16:08Z">
         <w:r>
           <w:rPr>
             <w:rFonts w:ascii="Times New Roman" w:hAnsi="Times New Roman" w:cs="Times New Roman"/>
@@ -288,7 +288,7 @@
           <w:delText xml:space="preserve">in London</w:delText>
         </w:r>
       </w:del>
-      <w:del w:id="1000" w:author="IO BIO parser" w:date="2026-05-18T08:57:46Z">
+      <w:del w:id="1000" w:author="IO BIO parser" w:date="2026-05-18T09:16:08Z">
         <w:r>
           <w:rPr>
             <w:rFonts w:ascii="Times New Roman" w:hAnsi="Times New Roman" w:cs="Times New Roman"/>
@@ -299,7 +299,7 @@
           <w:delText xml:space="preserve">, United Kingdom,</w:delText>
         </w:r>
       </w:del>
-      <w:del w:id="1000" w:author="IO BIO parser" w:date="2026-05-18T08:57:46Z">
+      <w:del w:id="1000" w:author="IO BIO parser" w:date="2026-05-18T09:16:08Z">
         <w:r>
           <w:rPr>
             <w:rFonts w:ascii="Times New Roman" w:hAnsi="Times New Roman" w:cs="Times New Roman"/>
@@ -310,7 +310,7 @@
           <w:delText xml:space="preserve"> </w:delText>
         </w:r>
       </w:del>
-      <w:del w:id="1000" w:author="IO BIO parser" w:date="2026-05-18T08:57:46Z">
+      <w:del w:id="1000" w:author="IO BIO parser" w:date="2026-05-18T09:16:08Z">
         <w:r>
           <w:rPr>
             <w:rFonts w:ascii="Times New Roman" w:hAnsi="Times New Roman" w:cs="Times New Roman"/>
@@ -321,7 +321,7 @@
           <w:delText xml:space="preserve">and</w:delText>
         </w:r>
       </w:del>
-      <w:del w:id="1000" w:author="IO BIO parser" w:date="2026-05-18T08:57:46Z">
+      <w:del w:id="1000" w:author="IO BIO parser" w:date="2026-05-18T09:16:08Z">
         <w:r>
           <w:rPr>
             <w:rFonts w:ascii="Times New Roman" w:hAnsi="Times New Roman" w:cs="Times New Roman"/>
@@ -332,7 +332,7 @@
           <w:delText xml:space="preserve"> died on 2</w:delText>
         </w:r>
       </w:del>
-      <w:del w:id="1000" w:author="IO BIO parser" w:date="2026-05-18T08:57:46Z">
+      <w:del w:id="1000" w:author="IO BIO parser" w:date="2026-05-18T09:16:08Z">
         <w:r>
           <w:rPr>
             <w:rFonts w:ascii="Times New Roman" w:hAnsi="Times New Roman" w:cs="Times New Roman"/>
@@ -343,7 +343,7 @@
           <w:delText xml:space="preserve">7 January 1980</w:delText>
         </w:r>
       </w:del>
-      <w:del w:id="1000" w:author="IO BIO parser" w:date="2026-05-18T08:57:46Z">
+      <w:del w:id="1000" w:author="IO BIO parser" w:date="2026-05-18T09:16:08Z">
         <w:r>
           <w:rPr>
             <w:rFonts w:ascii="Times New Roman" w:hAnsi="Times New Roman" w:cs="Times New Roman"/>
@@ -354,7 +354,7 @@
           <w:delText xml:space="preserve"> in </w:delText>
         </w:r>
       </w:del>
-      <w:del w:id="1000" w:author="IO BIO parser" w:date="2026-05-18T08:57:46Z">
+      <w:del w:id="1000" w:author="IO BIO parser" w:date="2026-05-18T09:16:08Z">
         <w:r>
           <w:rPr>
             <w:rFonts w:ascii="Times New Roman" w:hAnsi="Times New Roman" w:cs="Times New Roman"/>
@@ -365,7 +365,7 @@
           <w:delText xml:space="preserve">Ferney-Voltaire, </w:delText>
         </w:r>
       </w:del>
-      <w:del w:id="1000" w:author="IO BIO parser" w:date="2026-05-18T08:57:46Z">
+      <w:del w:id="1000" w:author="IO BIO parser" w:date="2026-05-18T09:16:08Z">
         <w:r>
           <w:rPr>
             <w:rFonts w:ascii="Times New Roman" w:hAnsi="Times New Roman" w:cs="Times New Roman"/>
@@ -376,7 +376,7 @@
           <w:delText xml:space="preserve">France.</w:delText>
         </w:r>
       </w:del>
-      <w:del w:id="1000" w:author="IO BIO parser" w:date="2026-05-18T08:57:46Z">
+      <w:del w:id="1000" w:author="IO BIO parser" w:date="2026-05-18T09:16:08Z">
         <w:r>
           <w:rPr>
             <w:rFonts w:ascii="Times New Roman" w:hAnsi="Times New Roman" w:cs="Times New Roman"/>
@@ -387,7 +387,7 @@
           <w:delText xml:space="preserve"> </w:delText>
         </w:r>
       </w:del>
-      <w:del w:id="1000" w:author="IO BIO parser" w:date="2026-05-18T08:57:46Z">
+      <w:del w:id="1000" w:author="IO BIO parser" w:date="2026-05-18T09:16:08Z">
         <w:r>
           <w:rPr>
             <w:rFonts w:ascii="Times New Roman" w:hAnsi="Times New Roman" w:cs="Times New Roman"/>
@@ -398,7 +398,7 @@
           <w:delText xml:space="preserve">He was the s</w:delText>
         </w:r>
       </w:del>
-      <w:del w:id="1000" w:author="IO BIO parser" w:date="2026-05-18T08:57:46Z">
+      <w:del w:id="1000" w:author="IO BIO parser" w:date="2026-05-18T09:16:08Z">
         <w:r>
           <w:rPr>
             <w:rFonts w:ascii="Times New Roman" w:hAnsi="Times New Roman" w:cs="Times New Roman"/>
@@ -409,7 +409,7 @@
           <w:delText xml:space="preserve">on of Henry Wyndham White</w:delText>
         </w:r>
       </w:del>
-      <w:del w:id="1000" w:author="IO BIO parser" w:date="2026-05-18T08:57:46Z">
+      <w:del w:id="1000" w:author="IO BIO parser" w:date="2026-05-18T09:16:08Z">
         <w:r>
           <w:rPr>
             <w:rFonts w:ascii="Times New Roman" w:hAnsi="Times New Roman" w:cs="Times New Roman"/>
@@ -420,7 +420,7 @@
           <w:delText xml:space="preserve">, </w:delText>
         </w:r>
       </w:del>
-      <w:del w:id="1000" w:author="IO BIO parser" w:date="2026-05-18T08:57:46Z">
+      <w:del w:id="1000" w:author="IO BIO parser" w:date="2026-05-18T09:16:08Z">
         <w:r>
           <w:rPr>
             <w:rFonts w:ascii="Times New Roman" w:hAnsi="Times New Roman" w:cs="Times New Roman"/>
@@ -431,7 +431,7 @@
           <w:delText xml:space="preserve">barrister-at-law</w:delText>
         </w:r>
       </w:del>
-      <w:del w:id="1000" w:author="IO BIO parser" w:date="2026-05-18T08:57:46Z">
+      <w:del w:id="1000" w:author="IO BIO parser" w:date="2026-05-18T09:16:08Z">
         <w:r>
           <w:rPr>
             <w:rFonts w:ascii="Times New Roman" w:hAnsi="Times New Roman" w:cs="Times New Roman"/>
@@ -442,7 +442,7 @@
           <w:delText xml:space="preserve">,</w:delText>
         </w:r>
       </w:del>
-      <w:del w:id="1000" w:author="IO BIO parser" w:date="2026-05-18T08:57:46Z">
+      <w:del w:id="1000" w:author="IO BIO parser" w:date="2026-05-18T09:16:08Z">
         <w:r>
           <w:rPr>
             <w:rFonts w:ascii="Times New Roman" w:hAnsi="Times New Roman" w:cs="Times New Roman"/>
@@ -453,7 +453,7 @@
           <w:delText xml:space="preserve"> and Helen </w:delText>
         </w:r>
       </w:del>
-      <w:del w:id="1000" w:author="IO BIO parser" w:date="2026-05-18T08:57:46Z">
+      <w:del w:id="1000" w:author="IO BIO parser" w:date="2026-05-18T09:16:08Z">
         <w:r>
           <w:rPr>
             <w:rFonts w:ascii="Times New Roman" w:hAnsi="Times New Roman" w:cs="Times New Roman"/>
@@ -464,7 +464,7 @@
           <w:delText xml:space="preserve">Peppiatt</w:delText>
         </w:r>
       </w:del>
-      <w:del w:id="1000" w:author="IO BIO parser" w:date="2026-05-18T08:57:46Z">
+      <w:del w:id="1000" w:author="IO BIO parser" w:date="2026-05-18T09:16:08Z">
         <w:r>
           <w:rPr>
             <w:rFonts w:ascii="Times New Roman" w:hAnsi="Times New Roman" w:cs="Times New Roman"/>
@@ -475,7 +475,7 @@
           <w:delText xml:space="preserve">. </w:delText>
         </w:r>
       </w:del>
-      <w:del w:id="1000" w:author="IO BIO parser" w:date="2026-05-18T08:57:46Z">
+      <w:del w:id="1000" w:author="IO BIO parser" w:date="2026-05-18T09:16:08Z">
         <w:r>
           <w:rPr>
             <w:rFonts w:ascii="Times New Roman" w:hAnsi="Times New Roman" w:cs="Times New Roman"/>
@@ -486,7 +486,7 @@
           <w:delText xml:space="preserve">On 12 November 1947 h</w:delText>
         </w:r>
       </w:del>
-      <w:del w:id="1000" w:author="IO BIO parser" w:date="2026-05-18T08:57:46Z">
+      <w:del w:id="1000" w:author="IO BIO parser" w:date="2026-05-18T09:16:08Z">
         <w:r>
           <w:rPr>
             <w:rFonts w:ascii="Times New Roman" w:hAnsi="Times New Roman" w:cs="Times New Roman"/>
@@ -497,7 +497,7 @@
           <w:delText xml:space="preserve">e married </w:delText>
         </w:r>
       </w:del>
-      <w:del w:id="1000" w:author="IO BIO parser" w:date="2026-05-18T08:57:46Z">
+      <w:del w:id="1000" w:author="IO BIO parser" w:date="2026-05-18T09:16:08Z">
         <w:r>
           <w:rPr>
             <w:rFonts w:ascii="Times New Roman" w:hAnsi="Times New Roman" w:cs="Times New Roman"/>
@@ -508,7 +508,7 @@
           <w:delText xml:space="preserve">Tina Gibson, American actress</w:delText>
         </w:r>
       </w:del>
-      <w:del w:id="1000" w:author="IO BIO parser" w:date="2026-05-18T08:57:46Z">
+      <w:del w:id="1000" w:author="IO BIO parser" w:date="2026-05-18T09:16:08Z">
         <w:r>
           <w:rPr>
             <w:rFonts w:ascii="Times New Roman" w:hAnsi="Times New Roman" w:cs="Times New Roman"/>
@@ -519,7 +519,7 @@
           <w:delText xml:space="preserve"> (professional name Tina Thayer)</w:delText>
         </w:r>
       </w:del>
-      <w:del w:id="1000" w:author="IO BIO parser" w:date="2026-05-18T08:57:46Z">
+      <w:del w:id="1000" w:author="IO BIO parser" w:date="2026-05-18T09:16:08Z">
         <w:r>
           <w:rPr>
             <w:rFonts w:ascii="Times New Roman" w:hAnsi="Times New Roman" w:cs="Times New Roman"/>
@@ -530,7 +530,7 @@
           <w:delText xml:space="preserve">, in New York City</w:delText>
         </w:r>
       </w:del>
-      <w:del w:id="1000" w:author="IO BIO parser" w:date="2026-05-18T08:57:46Z">
+      <w:del w:id="1000" w:author="IO BIO parser" w:date="2026-05-18T09:16:08Z">
         <w:r>
           <w:rPr>
             <w:rFonts w:ascii="Times New Roman" w:hAnsi="Times New Roman" w:cs="Times New Roman"/>
@@ -541,7 +541,7 @@
           <w:delText xml:space="preserve">. </w:delText>
         </w:r>
       </w:del>
-      <w:del w:id="1000" w:author="IO BIO parser" w:date="2026-05-18T08:57:46Z">
+      <w:del w:id="1000" w:author="IO BIO parser" w:date="2026-05-18T09:16:08Z">
         <w:r>
           <w:rPr>
             <w:rFonts w:ascii="Times New Roman" w:hAnsi="Times New Roman" w:cs="Times New Roman"/>
@@ -552,7 +552,7 @@
           <w:delText xml:space="preserve">They had two daughters and</w:delText>
         </w:r>
       </w:del>
-      <w:del w:id="1000" w:author="IO BIO parser" w:date="2026-05-18T08:57:46Z">
+      <w:del w:id="1000" w:author="IO BIO parser" w:date="2026-05-18T09:16:08Z">
         <w:r>
           <w:rPr>
             <w:rFonts w:ascii="Times New Roman" w:hAnsi="Times New Roman" w:cs="Times New Roman"/>
@@ -563,7 +563,7 @@
           <w:delText xml:space="preserve"> divorced</w:delText>
         </w:r>
       </w:del>
-      <w:del w:id="1000" w:author="IO BIO parser" w:date="2026-05-18T08:57:46Z">
+      <w:del w:id="1000" w:author="IO BIO parser" w:date="2026-05-18T09:16:08Z">
         <w:r>
           <w:rPr>
             <w:rFonts w:ascii="Times New Roman" w:hAnsi="Times New Roman" w:cs="Times New Roman"/>
@@ -574,7 +574,7 @@
           <w:delText xml:space="preserve"> </w:delText>
         </w:r>
       </w:del>
-      <w:del w:id="1000" w:author="IO BIO parser" w:date="2026-05-18T08:57:46Z">
+      <w:del w:id="1000" w:author="IO BIO parser" w:date="2026-05-18T09:16:08Z">
         <w:r>
           <w:rPr>
             <w:rFonts w:ascii="Times New Roman" w:hAnsi="Times New Roman" w:cs="Times New Roman"/>
@@ -585,7 +585,7 @@
           <w:delText xml:space="preserve">after 1964</w:delText>
         </w:r>
       </w:del>
-      <w:del w:id="1000" w:author="IO BIO parser" w:date="2026-05-18T08:57:46Z">
+      <w:del w:id="1000" w:author="IO BIO parser" w:date="2026-05-18T09:16:08Z">
         <w:r>
           <w:rPr>
             <w:rFonts w:ascii="Times New Roman" w:hAnsi="Times New Roman" w:cs="Times New Roman"/>
@@ -596,7 +596,7 @@
           <w:delText xml:space="preserve">.</w:delText>
         </w:r>
       </w:del>
-      <w:ins w:id="1001" w:author="IO BIO parser" w:date="2026-05-18T08:57:46Z">
+      <w:ins w:id="1001" w:author="IO BIO parser" w:date="2026-05-18T09:16:08Z">
         <w:r>
           <w:t xml:space="preserve">WYNDHAM WHITE, Eric Henry, British civil servant, first Executive Secretary of the General Agreement on Tariffs and Trade (GATT) 1948-1965 and Director-General of the General Agreement on Tariffs and Trade (GATT) 1965-1968, was born on 26 January 1913 in London, United Kingdom, and died on 27 January 1980 in Ferney-Voltaire, France. He was the son of Henry Wyndham White, barrister-at-law, and Helen Peppiatt. On 12 November 1947 he married Tina Gibson, American actress (professional name Tina Thayer), in New York City. They had two daughters and divorced after 1964.</w:t>
         </w:r>
